--- a/az/scientists/CV/Word/Veliyev_Eldar_CV_AZ.docx
+++ b/az/scientists/CV/Word/Veliyev_Eldar_CV_AZ.docx
@@ -1675,25 +1675,23 @@
           <w:sz w:val="21"/>
           <w:szCs w:val="21"/>
         </w:rPr>
-        <w:t xml:space="preserve">3. V.N Vavilov, E.I </w:t>
-      </w:r>
-      <w:r>
-        <w:rPr>
-          <w:rFonts w:ascii="Times New Roman" w:cs="Times New Roman" w:eastAsia="Times New Roman" w:hAnsi="Times New Roman"/>
-          <w:b/>
-          <w:bCs/>
-          <w:sz w:val="21"/>
-          <w:szCs w:val="21"/>
-        </w:rPr>
-        <w:t>Veliev</w:t>
-      </w:r>
-      <w:r>
-        <w:rPr>
-          <w:rFonts w:ascii="Times New Roman" w:cs="Times New Roman" w:eastAsia="Times New Roman" w:hAnsi="Times New Roman"/>
-          <w:sz w:val="21"/>
-          <w:szCs w:val="21"/>
-        </w:rPr>
-        <w:t>, V. Veremey and V.P Shestopalov. "An efficient method for solving the problem of wave diffraction on cylindrical screens," ibid, 1990, T. 313, № .5.</w:t>
+        <w:t>3. V.N Vavilov, E.I Veliev, V. Veremey and V.P Shestopalov. "An efficient method for solving the problem of wave diffraction on cylindrical screens," ibid, 1990, T. 313, №.5.</w:t>
+      </w:r>
+      <w:r>
+        <w:rPr>
+          <w:rFonts w:ascii="Times New Roman" w:cs="Times New Roman" w:eastAsia="Times New Roman" w:hAnsi="Times New Roman"/>
+          <w:b/>
+          <w:bCs/>
+          <w:sz w:val="21"/>
+          <w:szCs w:val="21"/>
+        </w:rPr>
+      </w:r>
+      <w:r>
+        <w:rPr>
+          <w:rFonts w:ascii="Times New Roman" w:cs="Times New Roman" w:eastAsia="Times New Roman" w:hAnsi="Times New Roman"/>
+          <w:sz w:val="21"/>
+          <w:szCs w:val="21"/>
+        </w:rPr>
       </w:r>
     </w:p>
     <w:p>
@@ -2047,25 +2045,23 @@
           <w:sz w:val="21"/>
           <w:szCs w:val="21"/>
         </w:rPr>
-        <w:t xml:space="preserve">15. E.I. </w:t>
-      </w:r>
-      <w:r>
-        <w:rPr>
-          <w:rFonts w:ascii="Times New Roman" w:cs="Times New Roman" w:eastAsia="Times New Roman" w:hAnsi="Times New Roman"/>
-          <w:b/>
-          <w:bCs/>
-          <w:sz w:val="21"/>
-          <w:szCs w:val="21"/>
-        </w:rPr>
-        <w:t>Veliev</w:t>
-      </w:r>
-      <w:r>
-        <w:rPr>
-          <w:rFonts w:ascii="Times New Roman" w:cs="Times New Roman" w:eastAsia="Times New Roman" w:hAnsi="Times New Roman"/>
-          <w:sz w:val="21"/>
-          <w:szCs w:val="21"/>
-        </w:rPr>
-        <w:t xml:space="preserve"> and V.V.Veremey. "Numerical-Analytical approach for the solution to the wave scattering by polygonal cylinders and flat strip structures". Analytical and Numerical Methods in Electromagnetic Wave theory, Hashimoto M., Idemen M. and Tretyakov O.A., Eds., Chap.10, Science House , 1993.</w:t>
+        <w:t>15. E.I. Veliev and V.V.Veremey. "Numerical-Analytical approach for the solution to the wave scattering by polygonal cylinders and flat strip structures". Analytical and Numerical Methods in Electromagnetic Wave theory, Hashimoto M., Idemen M. and Tretyakov O.A., Eds., Chap.10, Science House, 1993.</w:t>
+      </w:r>
+      <w:r>
+        <w:rPr>
+          <w:rFonts w:ascii="Times New Roman" w:cs="Times New Roman" w:eastAsia="Times New Roman" w:hAnsi="Times New Roman"/>
+          <w:b/>
+          <w:bCs/>
+          <w:sz w:val="21"/>
+          <w:szCs w:val="21"/>
+        </w:rPr>
+      </w:r>
+      <w:r>
+        <w:rPr>
+          <w:rFonts w:ascii="Times New Roman" w:cs="Times New Roman" w:eastAsia="Times New Roman" w:hAnsi="Times New Roman"/>
+          <w:sz w:val="21"/>
+          <w:szCs w:val="21"/>
+        </w:rPr>
       </w:r>
     </w:p>
     <w:p>
@@ -3230,25 +3226,23 @@
           <w:sz w:val="21"/>
           <w:szCs w:val="21"/>
         </w:rPr>
-        <w:t xml:space="preserve">52. K. Karacuha, V. Tabatadze, E. </w:t>
-      </w:r>
-      <w:r>
-        <w:rPr>
-          <w:rFonts w:ascii="Times New Roman" w:cs="Times New Roman" w:eastAsia="Times New Roman" w:hAnsi="Times New Roman"/>
-          <w:b/>
-          <w:bCs/>
-          <w:sz w:val="21"/>
-          <w:szCs w:val="21"/>
-        </w:rPr>
-        <w:t>Veliev</w:t>
-      </w:r>
-      <w:r>
-        <w:rPr>
-          <w:rFonts w:ascii="Times New Roman" w:cs="Times New Roman" w:eastAsia="Times New Roman" w:hAnsi="Times New Roman"/>
-          <w:sz w:val="21"/>
-          <w:szCs w:val="21"/>
-        </w:rPr>
-        <w:t xml:space="preserve"> Electromagnetic plane wave diffraction by a cylindrical arc with edges: H-polarized case. January 2022 ,International Journal of Applied Electromagnetics and Mechanics 68(1):13-27</w:t>
+        <w:t>52. K. Karacuha, V. Tabatadze, E. Veliev Electromagnetic plane wave diffraction by a cylindrical arc with edges: H-polarized case. January 2022,International Journal of Applied Electromagnetics and Mechanics 68(1):13-27</w:t>
+      </w:r>
+      <w:r>
+        <w:rPr>
+          <w:rFonts w:ascii="Times New Roman" w:cs="Times New Roman" w:eastAsia="Times New Roman" w:hAnsi="Times New Roman"/>
+          <w:b/>
+          <w:bCs/>
+          <w:sz w:val="21"/>
+          <w:szCs w:val="21"/>
+        </w:rPr>
+      </w:r>
+      <w:r>
+        <w:rPr>
+          <w:rFonts w:ascii="Times New Roman" w:cs="Times New Roman" w:eastAsia="Times New Roman" w:hAnsi="Times New Roman"/>
+          <w:sz w:val="21"/>
+          <w:szCs w:val="21"/>
+        </w:rPr>
       </w:r>
     </w:p>
     <w:p>
@@ -3385,25 +3379,23 @@
           <w:sz w:val="21"/>
           <w:szCs w:val="21"/>
         </w:rPr>
-        <w:t xml:space="preserve">57. K. Karacuha, V. Tabatadze, E. </w:t>
-      </w:r>
-      <w:r>
-        <w:rPr>
-          <w:rFonts w:ascii="Times New Roman" w:cs="Times New Roman" w:eastAsia="Times New Roman" w:hAnsi="Times New Roman"/>
-          <w:b/>
-          <w:bCs/>
-          <w:sz w:val="21"/>
-          <w:szCs w:val="21"/>
-        </w:rPr>
-        <w:t>Veliev</w:t>
-      </w:r>
-      <w:r>
-        <w:rPr>
-          <w:rFonts w:ascii="Times New Roman" w:cs="Times New Roman" w:eastAsia="Times New Roman" w:hAnsi="Times New Roman"/>
-          <w:sz w:val="21"/>
-          <w:szCs w:val="21"/>
-        </w:rPr>
-        <w:t xml:space="preserve"> May 2020 ,Journal of Electromagnetic Waves and Applications .The solution of the plane wave diffraction problem by two strips with different fractional boundary conditions</w:t>
+        <w:t>57. K. Karacuha, V. Tabatadze, E. Veliev May 2020,Journal of Electromagnetic Waves and Applications.The solution of the plane wave diffraction problem by two strips with different fractional boundary conditions</w:t>
+      </w:r>
+      <w:r>
+        <w:rPr>
+          <w:rFonts w:ascii="Times New Roman" w:cs="Times New Roman" w:eastAsia="Times New Roman" w:hAnsi="Times New Roman"/>
+          <w:b/>
+          <w:bCs/>
+          <w:sz w:val="21"/>
+          <w:szCs w:val="21"/>
+        </w:rPr>
+      </w:r>
+      <w:r>
+        <w:rPr>
+          <w:rFonts w:ascii="Times New Roman" w:cs="Times New Roman" w:eastAsia="Times New Roman" w:hAnsi="Times New Roman"/>
+          <w:sz w:val="21"/>
+          <w:szCs w:val="21"/>
+        </w:rPr>
       </w:r>
     </w:p>
     <w:p>
@@ -3633,43 +3625,39 @@
           <w:sz w:val="21"/>
           <w:szCs w:val="21"/>
         </w:rPr>
-        <w:t xml:space="preserve">65. Vasil Tabatadze, E.I. </w:t>
-      </w:r>
-      <w:r>
-        <w:rPr>
-          <w:rFonts w:ascii="Times New Roman" w:cs="Times New Roman" w:eastAsia="Times New Roman" w:hAnsi="Times New Roman"/>
-          <w:b/>
-          <w:bCs/>
-          <w:sz w:val="21"/>
-          <w:szCs w:val="21"/>
-        </w:rPr>
-        <w:t>Veliev</w:t>
-      </w:r>
-      <w:r>
-        <w:rPr>
-          <w:rFonts w:ascii="Times New Roman" w:cs="Times New Roman" w:eastAsia="Times New Roman" w:hAnsi="Times New Roman"/>
-          <w:sz w:val="21"/>
-          <w:szCs w:val="21"/>
-        </w:rPr>
-        <w:t xml:space="preserve"> ,Ertugrul Karacuha, Kamil Karaçuha The Diffraction by the Half-plane with the Fractional Boundary Condition February 2021, Applied Computational Electromagnetics Society Journal, 2020(35):1386-1387 12 Prof. Eldar </w:t>
-      </w:r>
-      <w:r>
-        <w:rPr>
-          <w:rFonts w:ascii="Times New Roman" w:cs="Times New Roman" w:eastAsia="Times New Roman" w:hAnsi="Times New Roman"/>
-          <w:b/>
-          <w:bCs/>
-          <w:sz w:val="21"/>
-          <w:szCs w:val="21"/>
-        </w:rPr>
-        <w:t>Vəliyev</w:t>
-      </w:r>
-      <w:r>
-        <w:rPr>
-          <w:rFonts w:ascii="Times New Roman" w:cs="Times New Roman" w:eastAsia="Times New Roman" w:hAnsi="Times New Roman"/>
-          <w:sz w:val="21"/>
-          <w:szCs w:val="21"/>
-        </w:rPr>
-        <w:t>in təklifi ilə İTU və NTU KhPI (Xarkov, Ukrayna) universitetləri 2022-ci ildə bu birgə laboratoriyanı qurdular: REGULATIONS PROJECT of the educational and *Scientific laboratory of Business analytics, artificial intelligence, and decision-making support*</w:t>
+        <w:t>65. Vasil Tabatadze, E.I. Veliev,Ertugrul Karacuha, Kamil Karaçuha The Diffraction by the Half-plane with the Fractional Boundary Condition February 2021, Applied Computational Electromagnetics Society Journal, 2020(35):1386-1387 12 Prof. Eldar Vəliyevin təklifi ilə İTU və NTU KhPI (Xarkov, Ukrayna) universitetləri 2022-ci ildə bu birgə laboratoriyanı qurdular: REGULATIONS PROJECT of the educational and *Scientific laboratory of Business analytics, artificial intelligence, and decision-making support*</w:t>
+      </w:r>
+      <w:r>
+        <w:rPr>
+          <w:rFonts w:ascii="Times New Roman" w:cs="Times New Roman" w:eastAsia="Times New Roman" w:hAnsi="Times New Roman"/>
+          <w:b/>
+          <w:bCs/>
+          <w:sz w:val="21"/>
+          <w:szCs w:val="21"/>
+        </w:rPr>
+      </w:r>
+      <w:r>
+        <w:rPr>
+          <w:rFonts w:ascii="Times New Roman" w:cs="Times New Roman" w:eastAsia="Times New Roman" w:hAnsi="Times New Roman"/>
+          <w:sz w:val="21"/>
+          <w:szCs w:val="21"/>
+        </w:rPr>
+      </w:r>
+      <w:r>
+        <w:rPr>
+          <w:rFonts w:ascii="Times New Roman" w:cs="Times New Roman" w:eastAsia="Times New Roman" w:hAnsi="Times New Roman"/>
+          <w:b/>
+          <w:bCs/>
+          <w:sz w:val="21"/>
+          <w:szCs w:val="21"/>
+        </w:rPr>
+      </w:r>
+      <w:r>
+        <w:rPr>
+          <w:rFonts w:ascii="Times New Roman" w:cs="Times New Roman" w:eastAsia="Times New Roman" w:hAnsi="Times New Roman"/>
+          <w:sz w:val="21"/>
+          <w:szCs w:val="21"/>
+        </w:rPr>
       </w:r>
     </w:p>
     <w:p>
@@ -4717,25 +4705,23 @@
           <w:sz w:val="21"/>
           <w:szCs w:val="21"/>
         </w:rPr>
-        <w:t xml:space="preserve">46. E.I </w:t>
-      </w:r>
-      <w:r>
-        <w:rPr>
-          <w:rFonts w:ascii="Times New Roman" w:cs="Times New Roman" w:eastAsia="Times New Roman" w:hAnsi="Times New Roman"/>
-          <w:b/>
-          <w:bCs/>
-          <w:sz w:val="21"/>
-          <w:szCs w:val="21"/>
-        </w:rPr>
-        <w:t>Veliev</w:t>
-      </w:r>
-      <w:r>
-        <w:rPr>
-          <w:rFonts w:ascii="Times New Roman" w:cs="Times New Roman" w:eastAsia="Times New Roman" w:hAnsi="Times New Roman"/>
-          <w:sz w:val="21"/>
-          <w:szCs w:val="21"/>
-        </w:rPr>
-        <w:t>. "The theory of 2-D diffraction by polygonal cylinder," DAN USSR, Series A , 1985, T. 285, № 2.</w:t>
+        <w:t>46. E.I Veliev. "The theory of 2-D diffraction by polygonal cylinder," DAN USSR, Series A, 1985, T. 285, № 2.</w:t>
+      </w:r>
+      <w:r>
+        <w:rPr>
+          <w:rFonts w:ascii="Times New Roman" w:cs="Times New Roman" w:eastAsia="Times New Roman" w:hAnsi="Times New Roman"/>
+          <w:b/>
+          <w:bCs/>
+          <w:sz w:val="21"/>
+          <w:szCs w:val="21"/>
+        </w:rPr>
+      </w:r>
+      <w:r>
+        <w:rPr>
+          <w:rFonts w:ascii="Times New Roman" w:cs="Times New Roman" w:eastAsia="Times New Roman" w:hAnsi="Times New Roman"/>
+          <w:sz w:val="21"/>
+          <w:szCs w:val="21"/>
+        </w:rPr>
       </w:r>
     </w:p>
     <w:p>
